--- a/FSD - Developing a Reliable Back-end with Node and Express/FSD - Developing a Reliable Back-end with Node and Express - Day 10 28-05-2026.docx
+++ b/FSD - Developing a Reliable Back-end with Node and Express/FSD - Developing a Reliable Back-end with Node and Express - Day 10 28-05-2026.docx
@@ -220,9 +220,9 @@
           <w:noProof/>
         </w:rPr>
         <w:drawing>
-          <wp:inline distT="0" distB="0" distL="0" distR="0" wp14:anchorId="1958713B" wp14:editId="4AF916AA">
-            <wp:extent cx="5731510" cy="3169920"/>
-            <wp:effectExtent l="0" t="0" r="2540" b="0"/>
+          <wp:inline distT="0" distB="0" distL="0" distR="0" wp14:anchorId="1958713B" wp14:editId="135322A9">
+            <wp:extent cx="4751408" cy="2627856"/>
+            <wp:effectExtent l="0" t="0" r="0" b="1270"/>
             <wp:docPr id="1876152234" name="Picture 1"/>
             <wp:cNvGraphicFramePr>
               <a:graphicFrameLocks xmlns:a="http://schemas.openxmlformats.org/drawingml/2006/main" noChangeAspect="1"/>
@@ -243,7 +243,7 @@
                   <pic:spPr>
                     <a:xfrm>
                       <a:off x="0" y="0"/>
-                      <a:ext cx="5731510" cy="3169920"/>
+                      <a:ext cx="4760626" cy="2632954"/>
                     </a:xfrm>
                     <a:prstGeom prst="rect">
                       <a:avLst/>
@@ -263,10 +263,11 @@
         <w:rPr>
           <w:noProof/>
         </w:rPr>
+        <w:lastRenderedPageBreak/>
         <w:drawing>
-          <wp:inline distT="0" distB="0" distL="0" distR="0" wp14:anchorId="62F052F2" wp14:editId="35A730AE">
-            <wp:extent cx="5731510" cy="3980180"/>
-            <wp:effectExtent l="0" t="0" r="2540" b="1270"/>
+          <wp:inline distT="0" distB="0" distL="0" distR="0" wp14:anchorId="62F052F2" wp14:editId="3FDBE4CA">
+            <wp:extent cx="4427316" cy="3074498"/>
+            <wp:effectExtent l="0" t="0" r="0" b="0"/>
             <wp:docPr id="1193468056" name="Picture 1"/>
             <wp:cNvGraphicFramePr>
               <a:graphicFrameLocks xmlns:a="http://schemas.openxmlformats.org/drawingml/2006/main" noChangeAspect="1"/>
@@ -287,7 +288,7 @@
                   <pic:spPr>
                     <a:xfrm>
                       <a:off x="0" y="0"/>
-                      <a:ext cx="5731510" cy="3980180"/>
+                      <a:ext cx="4436065" cy="3080574"/>
                     </a:xfrm>
                     <a:prstGeom prst="rect">
                       <a:avLst/>
@@ -307,9 +308,9 @@
           <w:noProof/>
         </w:rPr>
         <w:drawing>
-          <wp:inline distT="0" distB="0" distL="0" distR="0" wp14:anchorId="5D927348" wp14:editId="48964E51">
-            <wp:extent cx="5731510" cy="3576320"/>
-            <wp:effectExtent l="0" t="0" r="2540" b="5080"/>
+          <wp:inline distT="0" distB="0" distL="0" distR="0" wp14:anchorId="5D927348" wp14:editId="75A2A321">
+            <wp:extent cx="4161099" cy="2596423"/>
+            <wp:effectExtent l="0" t="0" r="0" b="0"/>
             <wp:docPr id="2112296547" name="Picture 1"/>
             <wp:cNvGraphicFramePr>
               <a:graphicFrameLocks xmlns:a="http://schemas.openxmlformats.org/drawingml/2006/main" noChangeAspect="1"/>
@@ -330,7 +331,7 @@
                   <pic:spPr>
                     <a:xfrm>
                       <a:off x="0" y="0"/>
-                      <a:ext cx="5731510" cy="3576320"/>
+                      <a:ext cx="4175083" cy="2605149"/>
                     </a:xfrm>
                     <a:prstGeom prst="rect">
                       <a:avLst/>
@@ -351,9 +352,9 @@
         </w:rPr>
         <w:lastRenderedPageBreak/>
         <w:drawing>
-          <wp:inline distT="0" distB="0" distL="0" distR="0" wp14:anchorId="4BA249CB" wp14:editId="728F57A4">
-            <wp:extent cx="5731510" cy="3005455"/>
-            <wp:effectExtent l="0" t="0" r="2540" b="4445"/>
+          <wp:inline distT="0" distB="0" distL="0" distR="0" wp14:anchorId="4BA249CB" wp14:editId="593D4577">
+            <wp:extent cx="4595149" cy="2409577"/>
+            <wp:effectExtent l="0" t="0" r="0" b="0"/>
             <wp:docPr id="1037435018" name="Picture 1"/>
             <wp:cNvGraphicFramePr>
               <a:graphicFrameLocks xmlns:a="http://schemas.openxmlformats.org/drawingml/2006/main" noChangeAspect="1"/>
@@ -374,7 +375,7 @@
                   <pic:spPr>
                     <a:xfrm>
                       <a:off x="0" y="0"/>
-                      <a:ext cx="5731510" cy="3005455"/>
+                      <a:ext cx="4612084" cy="2418457"/>
                     </a:xfrm>
                     <a:prstGeom prst="rect">
                       <a:avLst/>
@@ -388,6 +389,175 @@
       </w:r>
     </w:p>
     <w:p/>
+    <w:p/>
+    <w:p>
+      <w:pPr>
+        <w:rPr>
+          <w:b/>
+          <w:bCs/>
+        </w:rPr>
+      </w:pPr>
+      <w:proofErr w:type="spellStart"/>
+      <w:r>
+        <w:rPr>
+          <w:b/>
+          <w:bCs/>
+        </w:rPr>
+        <w:t>Mkdir</w:t>
+      </w:r>
+      <w:proofErr w:type="spellEnd"/>
+      <w:r>
+        <w:rPr>
+          <w:b/>
+          <w:bCs/>
+        </w:rPr>
+        <w:t xml:space="preserve"> node-backend-cep </w:t>
+      </w:r>
+    </w:p>
+    <w:p>
+      <w:proofErr w:type="spellStart"/>
+      <w:r>
+        <w:t>Npm</w:t>
+      </w:r>
+      <w:proofErr w:type="spellEnd"/>
+      <w:r>
+        <w:t xml:space="preserve"> </w:t>
+      </w:r>
+      <w:proofErr w:type="spellStart"/>
+      <w:r>
+        <w:t>init</w:t>
+      </w:r>
+      <w:proofErr w:type="spellEnd"/>
+      <w:r>
+        <w:t xml:space="preserve"> -y</w:t>
+      </w:r>
+    </w:p>
+    <w:p>
+      <w:proofErr w:type="spellStart"/>
+      <w:r>
+        <w:t>Npm</w:t>
+      </w:r>
+      <w:proofErr w:type="spellEnd"/>
+      <w:r>
+        <w:t xml:space="preserve"> install express </w:t>
+      </w:r>
+      <w:proofErr w:type="spellStart"/>
+      <w:r>
+        <w:t>ejs</w:t>
+      </w:r>
+      <w:proofErr w:type="spellEnd"/>
+      <w:r>
+        <w:t xml:space="preserve"> </w:t>
+      </w:r>
+    </w:p>
+    <w:p>
+      <w:r>
+        <w:t xml:space="preserve">views </w:t>
+      </w:r>
+      <w:r>
+        <w:sym w:font="Wingdings" w:char="F0E0"/>
+      </w:r>
+      <w:r>
+        <w:tab/>
+        <w:t xml:space="preserve">folder </w:t>
+      </w:r>
+    </w:p>
+    <w:p>
+      <w:r>
+        <w:tab/>
+        <w:t xml:space="preserve">Contains all view pages </w:t>
+      </w:r>
+    </w:p>
+    <w:p>
+      <w:proofErr w:type="spellStart"/>
+      <w:proofErr w:type="gramStart"/>
+      <w:r>
+        <w:t>login.json</w:t>
+      </w:r>
+      <w:proofErr w:type="spellEnd"/>
+      <w:proofErr w:type="gramEnd"/>
+      <w:r>
+        <w:t xml:space="preserve"> </w:t>
+      </w:r>
+      <w:r>
+        <w:tab/>
+      </w:r>
+      <w:r>
+        <w:tab/>
+        <w:t xml:space="preserve">with empty array </w:t>
+      </w:r>
+    </w:p>
+    <w:p>
+      <w:proofErr w:type="spellStart"/>
+      <w:proofErr w:type="gramStart"/>
+      <w:r>
+        <w:t>employees.json</w:t>
+      </w:r>
+      <w:proofErr w:type="spellEnd"/>
+      <w:proofErr w:type="gramEnd"/>
+      <w:r>
+        <w:tab/>
+        <w:t xml:space="preserve">with empty array </w:t>
+      </w:r>
+    </w:p>
+    <w:p>
+      <w:r>
+        <w:t>app.js</w:t>
+      </w:r>
+      <w:r>
+        <w:tab/>
+      </w:r>
+      <w:r>
+        <w:tab/>
+      </w:r>
+      <w:r>
+        <w:tab/>
+        <w:t xml:space="preserve">main application </w:t>
+      </w:r>
+    </w:p>
+    <w:p/>
+    <w:p>
+      <w:proofErr w:type="spellStart"/>
+      <w:r>
+        <w:t>npm</w:t>
+      </w:r>
+      <w:proofErr w:type="spellEnd"/>
+      <w:r>
+        <w:t xml:space="preserve"> install </w:t>
+      </w:r>
+      <w:proofErr w:type="spellStart"/>
+      <w:r>
+        <w:t>nodemon</w:t>
+      </w:r>
+      <w:proofErr w:type="spellEnd"/>
+      <w:r>
+        <w:t xml:space="preserve"> -g </w:t>
+      </w:r>
+    </w:p>
+    <w:p>
+      <w:proofErr w:type="spellStart"/>
+      <w:r>
+        <w:rPr>
+          <w:highlight w:val="yellow"/>
+        </w:rPr>
+        <w:t>nodemon</w:t>
+      </w:r>
+      <w:proofErr w:type="spellEnd"/>
+      <w:r>
+        <w:rPr>
+          <w:highlight w:val="yellow"/>
+        </w:rPr>
+        <w:t xml:space="preserve"> app.js</w:t>
+      </w:r>
+      <w:r>
+        <w:t xml:space="preserve"> </w:t>
+      </w:r>
+    </w:p>
+    <w:p>
+      <w:r>
+        <w:t xml:space="preserve"> </w:t>
+      </w:r>
+    </w:p>
     <w:sectPr>
       <w:pgSz w:w="11906" w:h="16838"/>
       <w:pgMar w:top="1440" w:right="1440" w:bottom="1440" w:left="1440" w:header="708" w:footer="708" w:gutter="0"/>
